--- a/Vibe ai.docx
+++ b/Vibe ai.docx
@@ -30,24 +30,35 @@
       </w:pPr>
     </w:p>
     <w:p>
-      <w:r>
-        <w:rPr>
+      <w:pPr>
+        <w:rPr>
+          <w:rFonts w:ascii="Times New Roman" w:hAnsi="Times New Roman" w:cs="Times New Roman"/>
+        </w:rPr>
+      </w:pPr>
+      <w:r>
+        <w:rPr>
+          <w:rFonts w:ascii="Times New Roman" w:hAnsi="Times New Roman" w:cs="Times New Roman"/>
           <w:lang w:val="en-US"/>
         </w:rPr>
         <w:t xml:space="preserve">Install Framework Next.js version </w:t>
       </w:r>
       <w:r>
+        <w:rPr>
+          <w:rFonts w:ascii="Times New Roman" w:hAnsi="Times New Roman" w:cs="Times New Roman"/>
+        </w:rPr>
         <w:t>15.3.4</w:t>
       </w:r>
     </w:p>
     <w:p>
       <w:pPr>
         <w:rPr>
+          <w:rFonts w:ascii="Times New Roman" w:hAnsi="Times New Roman" w:cs="Times New Roman"/>
           <w:lang w:val="en-US"/>
         </w:rPr>
       </w:pPr>
       <w:r>
         <w:rPr>
+          <w:rFonts w:ascii="Times New Roman" w:hAnsi="Times New Roman" w:cs="Times New Roman"/>
           <w:lang w:val="en-US"/>
         </w:rPr>
         <w:t>Setup shadcn version 2.7.0</w:t>
@@ -56,11 +67,13 @@
     <w:p>
       <w:pPr>
         <w:rPr>
+          <w:rFonts w:ascii="Times New Roman" w:hAnsi="Times New Roman" w:cs="Times New Roman"/>
           <w:lang w:val="en-US"/>
         </w:rPr>
       </w:pPr>
       <w:r>
         <w:rPr>
+          <w:rFonts w:ascii="Times New Roman" w:hAnsi="Times New Roman" w:cs="Times New Roman"/>
           <w:lang w:val="en-US"/>
         </w:rPr>
         <w:t>Add all component dengan perintah</w:t>
@@ -69,11 +82,13 @@
     <w:p>
       <w:pPr>
         <w:rPr>
+          <w:rFonts w:ascii="Courier New" w:hAnsi="Courier New" w:cs="Courier New"/>
           <w:lang w:val="en-US"/>
         </w:rPr>
       </w:pPr>
       <w:r>
         <w:rPr>
+          <w:rFonts w:ascii="Courier New" w:hAnsi="Courier New" w:cs="Courier New"/>
           <w:lang w:val="en-US"/>
         </w:rPr>
         <w:t xml:space="preserve">Npx </w:t>
@@ -82,6 +97,7 @@
         <w:r>
           <w:rPr>
             <w:rStyle w:val="Hyperlink"/>
+            <w:rFonts w:ascii="Courier New" w:hAnsi="Courier New" w:cs="Courier New"/>
             <w:lang w:val="en-US"/>
           </w:rPr>
           <w:t>shadcn@2.7.0</w:t>
@@ -89,6 +105,7 @@
       </w:hyperlink>
       <w:r>
         <w:rPr>
+          <w:rFonts w:ascii="Courier New" w:hAnsi="Courier New" w:cs="Courier New"/>
           <w:lang w:val="en-US"/>
         </w:rPr>
         <w:t xml:space="preserve"> add –all</w:t>
@@ -97,59 +114,142 @@
     <w:p>
       <w:pPr>
         <w:rPr>
+          <w:rFonts w:ascii="Times New Roman" w:hAnsi="Times New Roman" w:cs="Times New Roman"/>
           <w:lang w:val="en-US"/>
         </w:rPr>
       </w:pPr>
       <w:r>
         <w:rPr>
+          <w:rFonts w:ascii="Times New Roman" w:hAnsi="Times New Roman" w:cs="Times New Roman"/>
           <w:lang w:val="en-US"/>
         </w:rPr>
         <w:t>Configuration neon in next.js :</w:t>
       </w:r>
     </w:p>
     <w:p>
-      <w:r>
+      <w:pPr>
+        <w:rPr>
+          <w:rFonts w:ascii="Times New Roman" w:hAnsi="Times New Roman" w:cs="Times New Roman"/>
+        </w:rPr>
+      </w:pPr>
+      <w:r>
+        <w:rPr>
+          <w:rFonts w:ascii="Times New Roman" w:hAnsi="Times New Roman" w:cs="Times New Roman"/>
+        </w:rPr>
         <w:t>npm install prisma tsx --save-dev</w:t>
       </w:r>
     </w:p>
     <w:p>
-      <w:r>
+      <w:pPr>
+        <w:rPr>
+          <w:rFonts w:ascii="Courier New" w:hAnsi="Courier New" w:cs="Courier New"/>
+        </w:rPr>
+      </w:pPr>
+      <w:r>
+        <w:rPr>
+          <w:rFonts w:ascii="Courier New" w:hAnsi="Courier New" w:cs="Courier New"/>
+        </w:rPr>
         <w:t>npm install @prisma/client</w:t>
       </w:r>
     </w:p>
     <w:p>
-      <w:r>
+      <w:pPr>
+        <w:rPr>
+          <w:rFonts w:ascii="Times New Roman" w:hAnsi="Times New Roman" w:cs="Times New Roman"/>
+        </w:rPr>
+      </w:pPr>
+      <w:r>
+        <w:rPr>
+          <w:rFonts w:ascii="Times New Roman" w:hAnsi="Times New Roman" w:cs="Times New Roman"/>
+        </w:rPr>
         <w:t>Kemudian inisialisasi prisma :</w:t>
       </w:r>
     </w:p>
     <w:p>
-      <w:r>
+      <w:pPr>
+        <w:rPr>
+          <w:rFonts w:ascii="Courier New" w:hAnsi="Courier New" w:cs="Courier New"/>
+        </w:rPr>
+      </w:pPr>
+      <w:r>
+        <w:rPr>
+          <w:rFonts w:ascii="Courier New" w:hAnsi="Courier New" w:cs="Courier New"/>
+        </w:rPr>
         <w:t>Npx prisma init</w:t>
       </w:r>
     </w:p>
     <w:p>
-      <w:r>
+      <w:pPr>
+        <w:rPr>
+          <w:rFonts w:ascii="Times New Roman" w:hAnsi="Times New Roman" w:cs="Times New Roman"/>
+        </w:rPr>
+      </w:pPr>
+      <w:r>
+        <w:rPr>
+          <w:rFonts w:ascii="Times New Roman" w:hAnsi="Times New Roman" w:cs="Times New Roman"/>
+        </w:rPr>
         <w:t>Kemudian setelah membuat schema, melakukan migrate:</w:t>
       </w:r>
     </w:p>
     <w:p>
-      <w:r>
+      <w:pPr>
+        <w:rPr>
+          <w:rFonts w:ascii="Courier New" w:hAnsi="Courier New" w:cs="Courier New"/>
+        </w:rPr>
+      </w:pPr>
+      <w:r>
+        <w:rPr>
+          <w:rFonts w:ascii="Courier New" w:hAnsi="Courier New" w:cs="Courier New"/>
+        </w:rPr>
         <w:t>Npx prisma migrate dev</w:t>
       </w:r>
     </w:p>
     <w:p>
-      <w:r>
+      <w:pPr>
+        <w:rPr>
+          <w:rFonts w:ascii="Times New Roman" w:hAnsi="Times New Roman" w:cs="Times New Roman"/>
+        </w:rPr>
+      </w:pPr>
+      <w:r>
+        <w:rPr>
+          <w:rFonts w:ascii="Times New Roman" w:hAnsi="Times New Roman" w:cs="Times New Roman"/>
+        </w:rPr>
         <w:t xml:space="preserve">Kemudian </w:t>
       </w:r>
       <w:r>
+        <w:rPr>
+          <w:rFonts w:ascii="Times New Roman" w:hAnsi="Times New Roman" w:cs="Times New Roman"/>
+        </w:rPr>
         <w:t>untuk mereset</w:t>
       </w:r>
     </w:p>
     <w:p>
-      <w:r>
+      <w:pPr>
+        <w:rPr>
+          <w:rFonts w:ascii="Courier New" w:hAnsi="Courier New" w:cs="Courier New"/>
+        </w:rPr>
+      </w:pPr>
+      <w:r>
+        <w:rPr>
+          <w:rFonts w:ascii="Courier New" w:hAnsi="Courier New" w:cs="Courier New"/>
+        </w:rPr>
         <w:t>Npx prisma migrate reset</w:t>
       </w:r>
     </w:p>
+    <w:p>
+      <w:pPr>
+        <w:rPr>
+          <w:rFonts w:ascii="Times New Roman" w:hAnsi="Times New Roman" w:cs="Times New Roman"/>
+        </w:rPr>
+      </w:pPr>
+      <w:r>
+        <w:rPr>
+          <w:rFonts w:ascii="Times New Roman" w:hAnsi="Times New Roman" w:cs="Times New Roman"/>
+        </w:rPr>
+        <w:t>Lakukan Marge Branch</w:t>
+      </w:r>
+    </w:p>
+    <w:p/>
     <w:sectPr>
       <w:pgSz w:w="11906" w:h="16838"/>
       <w:pgMar w:top="1440" w:right="1440" w:bottom="1440" w:left="1440" w:header="708" w:footer="708" w:gutter="0"/>

--- a/Vibe ai.docx
+++ b/Vibe ai.docx
@@ -249,6 +249,59 @@
         <w:t>Lakukan Marge Branch</w:t>
       </w:r>
     </w:p>
+    <w:p>
+      <w:pPr>
+        <w:rPr>
+          <w:rFonts w:ascii="Times New Roman" w:hAnsi="Times New Roman" w:cs="Times New Roman"/>
+        </w:rPr>
+      </w:pPr>
+      <w:r>
+        <w:rPr>
+          <w:rFonts w:ascii="Times New Roman" w:hAnsi="Times New Roman" w:cs="Times New Roman"/>
+        </w:rPr>
+        <w:t>Lakukan setup trpc</w:t>
+      </w:r>
+      <w:r>
+        <w:rPr>
+          <w:rFonts w:ascii="Times New Roman" w:hAnsi="Times New Roman" w:cs="Times New Roman"/>
+        </w:rPr>
+        <w:t xml:space="preserve"> untuk menangani permintaan api atau backend.</w:t>
+      </w:r>
+    </w:p>
+    <w:p>
+      <w:r>
+        <w:t>Kemudian install Inggest.</w:t>
+      </w:r>
+    </w:p>
+    <w:p>
+      <w:r>
+        <w:t>Inngest adalah platform untuk membangun alur kerja agen dan agen yang mendukung produk AI dari eksperimen hingga produksi.</w:t>
+      </w:r>
+    </w:p>
+    <w:p>
+      <w:r>
+        <w:t>Npm I inngest</w:t>
+      </w:r>
+    </w:p>
+    <w:p>
+      <w:r>
+        <w:t>Kemudian lakukan setup dev</w:t>
+      </w:r>
+      <w:r>
+        <w:t xml:space="preserve"> </w:t>
+      </w:r>
+    </w:p>
+    <w:p>
+      <w:r>
+        <w:t>Jalankan developer server inngest</w:t>
+      </w:r>
+    </w:p>
+    <w:p>
+      <w:r>
+        <w:t>npx inngest-cli@latest dev</w:t>
+      </w:r>
+    </w:p>
+    <w:p/>
     <w:p/>
     <w:sectPr>
       <w:pgSz w:w="11906" w:h="16838"/>

--- a/Vibe ai.docx
+++ b/Vibe ai.docx
@@ -299,6 +299,21 @@
     <w:p>
       <w:r>
         <w:t>npx inngest-cli@latest dev</w:t>
+      </w:r>
+    </w:p>
+    <w:p>
+      <w:r>
+        <w:t>tambahkan api.</w:t>
+      </w:r>
+    </w:p>
+    <w:p>
+      <w:r>
+        <w:t>Install ingest agent</w:t>
+      </w:r>
+    </w:p>
+    <w:p>
+      <w:r>
+        <w:t>npm install @inngest/agent-kit inngest</w:t>
       </w:r>
     </w:p>
     <w:p/>
@@ -916,6 +931,7 @@
   <w:style w:type="character" w:default="1" w:styleId="DefaultParagraphFont">
     <w:name w:val="Default Paragraph Font"/>
     <w:uiPriority w:val="1"/>
+    <w:semiHidden/>
     <w:unhideWhenUsed/>
   </w:style>
   <w:style w:type="table" w:default="1" w:styleId="TableNormal">
